--- a/template-upa-pacheco.docx
+++ b/template-upa-pacheco.docx
@@ -1097,6 +1097,59 @@
                               <w:jc w:val="center"/>
                               <w:textDirection w:val="btLr"/>
                             </w:pPr>
+                            <w:r>
+                              <w:rPr>
+                                <w:noProof/>
+                              </w:rPr>
+                              <w:drawing>
+                                <wp:inline distT="0" distB="0" distL="0" distR="0" wp14:anchorId="3C82D360" wp14:editId="01F3D58F">
+                                  <wp:extent cx="1676400" cy="914400"/>
+                                  <wp:effectExtent l="0" t="0" r="0" b="0"/>
+                                  <wp:docPr id="13" name="Imagem 13"/>
+                                  <wp:cNvGraphicFramePr>
+                                    <a:graphicFrameLocks xmlns:a="http://schemas.openxmlformats.org/drawingml/2006/main" noChangeAspect="1"/>
+                                  </wp:cNvGraphicFramePr>
+                                  <a:graphic xmlns:a="http://schemas.openxmlformats.org/drawingml/2006/main">
+                                    <a:graphicData uri="http://schemas.openxmlformats.org/drawingml/2006/picture">
+                                      <pic:pic xmlns:pic="http://schemas.openxmlformats.org/drawingml/2006/picture">
+                                        <pic:nvPicPr>
+                                          <pic:cNvPr id="0" name="Picture 1"/>
+                                          <pic:cNvPicPr>
+                                            <a:picLocks noChangeAspect="1" noChangeArrowheads="1"/>
+                                          </pic:cNvPicPr>
+                                        </pic:nvPicPr>
+                                        <pic:blipFill>
+                                          <a:blip r:embed="rId8">
+                                            <a:extLst>
+                                              <a:ext uri="{28A0092B-C50C-407E-A947-70E740481C1C}">
+                                                <a14:useLocalDpi xmlns:a14="http://schemas.microsoft.com/office/drawing/2010/main" val="0"/>
+                                              </a:ext>
+                                            </a:extLst>
+                                          </a:blip>
+                                          <a:srcRect/>
+                                          <a:stretch>
+                                            <a:fillRect/>
+                                          </a:stretch>
+                                        </pic:blipFill>
+                                        <pic:spPr bwMode="auto">
+                                          <a:xfrm>
+                                            <a:off x="0" y="0"/>
+                                            <a:ext cx="1676400" cy="914400"/>
+                                          </a:xfrm>
+                                          <a:prstGeom prst="rect">
+                                            <a:avLst/>
+                                          </a:prstGeom>
+                                          <a:noFill/>
+                                          <a:ln>
+                                            <a:noFill/>
+                                          </a:ln>
+                                        </pic:spPr>
+                                      </pic:pic>
+                                    </a:graphicData>
+                                  </a:graphic>
+                                </wp:inline>
+                              </w:drawing>
+                            </w:r>
                           </w:p>
                           <w:p>
                             <w:pPr>
@@ -1190,6 +1243,59 @@
                         <w:jc w:val="center"/>
                         <w:textDirection w:val="btLr"/>
                       </w:pPr>
+                      <w:r>
+                        <w:rPr>
+                          <w:noProof/>
+                        </w:rPr>
+                        <w:drawing>
+                          <wp:inline distT="0" distB="0" distL="0" distR="0" wp14:anchorId="3C82D360" wp14:editId="01F3D58F">
+                            <wp:extent cx="1676400" cy="914400"/>
+                            <wp:effectExtent l="0" t="0" r="0" b="0"/>
+                            <wp:docPr id="13" name="Imagem 13"/>
+                            <wp:cNvGraphicFramePr>
+                              <a:graphicFrameLocks xmlns:a="http://schemas.openxmlformats.org/drawingml/2006/main" noChangeAspect="1"/>
+                            </wp:cNvGraphicFramePr>
+                            <a:graphic xmlns:a="http://schemas.openxmlformats.org/drawingml/2006/main">
+                              <a:graphicData uri="http://schemas.openxmlformats.org/drawingml/2006/picture">
+                                <pic:pic xmlns:pic="http://schemas.openxmlformats.org/drawingml/2006/picture">
+                                  <pic:nvPicPr>
+                                    <pic:cNvPr id="0" name="Picture 1"/>
+                                    <pic:cNvPicPr>
+                                      <a:picLocks noChangeAspect="1" noChangeArrowheads="1"/>
+                                    </pic:cNvPicPr>
+                                  </pic:nvPicPr>
+                                  <pic:blipFill>
+                                    <a:blip r:embed="rId9">
+                                      <a:extLst>
+                                        <a:ext uri="{28A0092B-C50C-407E-A947-70E740481C1C}">
+                                          <a14:useLocalDpi xmlns:a14="http://schemas.microsoft.com/office/drawing/2010/main" val="0"/>
+                                        </a:ext>
+                                      </a:extLst>
+                                    </a:blip>
+                                    <a:srcRect/>
+                                    <a:stretch>
+                                      <a:fillRect/>
+                                    </a:stretch>
+                                  </pic:blipFill>
+                                  <pic:spPr bwMode="auto">
+                                    <a:xfrm>
+                                      <a:off x="0" y="0"/>
+                                      <a:ext cx="1676400" cy="914400"/>
+                                    </a:xfrm>
+                                    <a:prstGeom prst="rect">
+                                      <a:avLst/>
+                                    </a:prstGeom>
+                                    <a:noFill/>
+                                    <a:ln>
+                                      <a:noFill/>
+                                    </a:ln>
+                                  </pic:spPr>
+                                </pic:pic>
+                              </a:graphicData>
+                            </a:graphic>
+                          </wp:inline>
+                        </w:drawing>
+                      </w:r>
                     </w:p>
                     <w:p>
                       <w:pPr>
@@ -1369,7 +1475,7 @@
                     <pic:cNvPicPr/>
                   </pic:nvPicPr>
                   <pic:blipFill>
-                    <a:blip r:embed="rId8"/>
+                    <a:blip r:embed="rId10"/>
                     <a:stretch>
                       <a:fillRect/>
                     </a:stretch>
@@ -1448,6 +1554,67 @@
           <w:szCs w:val="40"/>
         </w:rPr>
       </w:pPr>
+      <w:r>
+        <w:rPr>
+          <w:noProof/>
+        </w:rPr>
+        <w:drawing>
+          <wp:anchor distT="0" distB="0" distL="114300" distR="114300" simplePos="0" relativeHeight="251664384" behindDoc="0" locked="0" layoutInCell="1" allowOverlap="1" wp14:anchorId="0B5BBFAF" wp14:editId="446BB83E">
+            <wp:simplePos x="0" y="0"/>
+            <wp:positionH relativeFrom="column">
+              <wp:posOffset>2800350</wp:posOffset>
+            </wp:positionH>
+            <wp:positionV relativeFrom="paragraph">
+              <wp:posOffset>432435</wp:posOffset>
+            </wp:positionV>
+            <wp:extent cx="1133475" cy="617855"/>
+            <wp:effectExtent l="0" t="0" r="9525" b="0"/>
+            <wp:wrapNone/>
+            <wp:docPr id="14" name="Imagem 14"/>
+            <wp:cNvGraphicFramePr>
+              <a:graphicFrameLocks xmlns:a="http://schemas.openxmlformats.org/drawingml/2006/main" noChangeAspect="1"/>
+            </wp:cNvGraphicFramePr>
+            <a:graphic xmlns:a="http://schemas.openxmlformats.org/drawingml/2006/main">
+              <a:graphicData uri="http://schemas.openxmlformats.org/drawingml/2006/picture">
+                <pic:pic xmlns:pic="http://schemas.openxmlformats.org/drawingml/2006/picture">
+                  <pic:nvPicPr>
+                    <pic:cNvPr id="0" name="Picture 1"/>
+                    <pic:cNvPicPr>
+                      <a:picLocks noChangeAspect="1" noChangeArrowheads="1"/>
+                    </pic:cNvPicPr>
+                  </pic:nvPicPr>
+                  <pic:blipFill>
+                    <a:blip r:embed="rId9">
+                      <a:extLst>
+                        <a:ext uri="{28A0092B-C50C-407E-A947-70E740481C1C}">
+                          <a14:useLocalDpi xmlns:a14="http://schemas.microsoft.com/office/drawing/2010/main" val="0"/>
+                        </a:ext>
+                      </a:extLst>
+                    </a:blip>
+                    <a:srcRect/>
+                    <a:stretch>
+                      <a:fillRect/>
+                    </a:stretch>
+                  </pic:blipFill>
+                  <pic:spPr bwMode="auto">
+                    <a:xfrm>
+                      <a:off x="0" y="0"/>
+                      <a:ext cx="1133475" cy="617855"/>
+                    </a:xfrm>
+                    <a:prstGeom prst="rect">
+                      <a:avLst/>
+                    </a:prstGeom>
+                    <a:noFill/>
+                    <a:ln>
+                      <a:noFill/>
+                    </a:ln>
+                  </pic:spPr>
+                </pic:pic>
+              </a:graphicData>
+            </a:graphic>
+          </wp:anchor>
+        </w:drawing>
+      </w:r>
     </w:p>
     <w:p>
       <w:pPr>
@@ -1462,23 +1629,22 @@
       </w:pPr>
       <w:r>
         <w:rPr>
-          <w:rFonts w:ascii="Times New Roman" w:eastAsia="Times New Roman" w:hAnsi="Times New Roman" w:cs="Times New Roman"/>
-          <w:color w:val="000000" w:themeColor="text1"/>
-          <w:sz w:val="40"/>
-          <w:szCs w:val="40"/>
-        </w:rPr>
-        <w:t xml:space="preserve">        </w:t>
-      </w:r>
-      <w:r>
-        <w:rPr>
           <w:rFonts w:ascii="Calibri" w:eastAsia="Calibri" w:hAnsi="Calibri" w:cs="Calibri"/>
           <w:noProof/>
           <w:color w:val="000000" w:themeColor="text1"/>
         </w:rPr>
         <w:drawing>
-          <wp:inline distT="0" distB="0" distL="0" distR="0" wp14:anchorId="7B579E51" wp14:editId="6B617E16">
-            <wp:extent cx="561975" cy="561976"/>
-            <wp:effectExtent l="0" t="0" r="0" b="0"/>
+          <wp:anchor distT="0" distB="0" distL="114300" distR="114300" simplePos="0" relativeHeight="251665408" behindDoc="0" locked="0" layoutInCell="1" allowOverlap="1" wp14:anchorId="7B579E51" wp14:editId="45870F53">
+            <wp:simplePos x="0" y="0"/>
+            <wp:positionH relativeFrom="column">
+              <wp:posOffset>2124075</wp:posOffset>
+            </wp:positionH>
+            <wp:positionV relativeFrom="paragraph">
+              <wp:posOffset>13335</wp:posOffset>
+            </wp:positionV>
+            <wp:extent cx="561975" cy="561975"/>
+            <wp:effectExtent l="0" t="0" r="9525" b="9525"/>
+            <wp:wrapNone/>
             <wp:docPr id="8" name="image1.png"/>
             <wp:cNvGraphicFramePr/>
             <a:graphic xmlns:a="http://schemas.openxmlformats.org/drawingml/2006/main">
@@ -1489,7 +1655,13 @@
                     <pic:cNvPicPr preferRelativeResize="0"/>
                   </pic:nvPicPr>
                   <pic:blipFill>
-                    <a:blip r:embed="rId9"/>
+                    <a:blip r:embed="rId11" cstate="print">
+                      <a:extLst>
+                        <a:ext uri="{28A0092B-C50C-407E-A947-70E740481C1C}">
+                          <a14:useLocalDpi xmlns:a14="http://schemas.microsoft.com/office/drawing/2010/main" val="0"/>
+                        </a:ext>
+                      </a:extLst>
+                    </a:blip>
                     <a:srcRect/>
                     <a:stretch>
                       <a:fillRect/>
@@ -1498,7 +1670,7 @@
                   <pic:spPr>
                     <a:xfrm>
                       <a:off x="0" y="0"/>
-                      <a:ext cx="561975" cy="561976"/>
+                      <a:ext cx="561975" cy="561975"/>
                     </a:xfrm>
                     <a:prstGeom prst="rect">
                       <a:avLst/>
@@ -1508,8 +1680,17 @@
                 </pic:pic>
               </a:graphicData>
             </a:graphic>
-          </wp:inline>
+          </wp:anchor>
         </w:drawing>
+      </w:r>
+      <w:r>
+        <w:rPr>
+          <w:rFonts w:ascii="Times New Roman" w:eastAsia="Times New Roman" w:hAnsi="Times New Roman" w:cs="Times New Roman"/>
+          <w:color w:val="000000" w:themeColor="text1"/>
+          <w:sz w:val="40"/>
+          <w:szCs w:val="40"/>
+        </w:rPr>
+        <w:t xml:space="preserve">        </w:t>
       </w:r>
       <w:r>
         <w:rPr>
@@ -1548,6 +1729,7 @@
         <w:keepNext/>
         <w:keepLines/>
         <w:spacing w:before="240" w:line="259" w:lineRule="auto"/>
+        <w:jc w:val="center"/>
         <w:rPr>
           <w:rFonts w:ascii="Cambria" w:eastAsia="Cambria" w:hAnsi="Cambria" w:cs="Cambria"/>
           <w:color w:val="000000" w:themeColor="text1"/>
@@ -1580,6 +1762,12 @@
     </w:p>
     <w:sdt>
       <w:sdtPr>
+        <w:rPr>
+          <w:rFonts w:ascii="Arial" w:eastAsia="Arial" w:hAnsi="Arial" w:cs="Arial"/>
+          <w:color w:val="auto"/>
+          <w:sz w:val="22"/>
+          <w:szCs w:val="22"/>
+        </w:rPr>
         <w:id w:val="983737093"/>
         <w:docPartObj>
           <w:docPartGallery w:val="Table of Contents"/>
@@ -1588,12 +1776,8 @@
       </w:sdtPr>
       <w:sdtEndPr>
         <w:rPr>
-          <w:rFonts w:ascii="Arial" w:eastAsia="Arial" w:hAnsi="Arial" w:cs="Arial"/>
           <w:b/>
           <w:bCs/>
-          <w:color w:val="auto"/>
-          <w:sz w:val="22"/>
-          <w:szCs w:val="22"/>
         </w:rPr>
       </w:sdtEndPr>
       <w:sdtContent>
@@ -2756,7 +2940,6 @@
           <w:color w:val="000000" w:themeColor="text1"/>
           <w:sz w:val="24"/>
           <w:szCs w:val="24"/>
-          <w:u w:val="single"/>
         </w:rPr>
         <w:t>Saúde</w:t>
       </w:r>
@@ -3996,6 +4179,7 @@
         </w:rPr>
         <w:t xml:space="preserve"> Foram realizados no mês de </w:t>
       </w:r>
+      <w:bookmarkStart w:id="3" w:name="_Hlk221870050"/>
       <w:r>
         <w:rPr>
           <w:rFonts w:ascii="Times New Roman" w:eastAsia="Times New Roman" w:hAnsi="Times New Roman" w:cs="Times New Roman"/>
@@ -4003,7 +4187,17 @@
           <w:sz w:val="24"/>
           <w:szCs w:val="24"/>
         </w:rPr>
-        <w:t xml:space="preserve">{{SISTEMA_MES_REFERENCIA}}, {{TOTAL_RAIO_X}} </w:t>
+        <w:t>{{SISTEMA_MES_REFERENCIA}}</w:t>
+      </w:r>
+      <w:bookmarkEnd w:id="3"/>
+      <w:r>
+        <w:rPr>
+          <w:rFonts w:ascii="Times New Roman" w:eastAsia="Times New Roman" w:hAnsi="Times New Roman" w:cs="Times New Roman"/>
+          <w:color w:val="FF0000"/>
+          <w:sz w:val="24"/>
+          <w:szCs w:val="24"/>
+        </w:rPr>
+        <w:t xml:space="preserve">, {{TOTAL_RAIO_X}} </w:t>
       </w:r>
       <w:r>
         <w:rPr>
@@ -4213,6 +4407,7 @@
           <w:color w:val="000000" w:themeColor="text1"/>
         </w:rPr>
       </w:pPr>
+      <w:bookmarkStart w:id="4" w:name="_Hlk221872764"/>
       <w:r>
         <w:rPr>
           <w:color w:val="000000" w:themeColor="text1"/>
@@ -4275,6 +4470,7 @@
         </w:rPr>
         <w:t xml:space="preserve"> %}</w:t>
       </w:r>
+      <w:bookmarkEnd w:id="4"/>
     </w:p>
     <w:p>
       <w:pPr>
@@ -4291,7 +4487,7 @@
           <w:szCs w:val="24"/>
         </w:rPr>
       </w:pPr>
-      <w:bookmarkStart w:id="3" w:name="_Toc221866195"/>
+      <w:bookmarkStart w:id="5" w:name="_Toc221866195"/>
       <w:r>
         <w:rPr>
           <w:rFonts w:ascii="Times New Roman" w:eastAsia="Times New Roman" w:hAnsi="Times New Roman" w:cs="Times New Roman"/>
@@ -4304,7 +4500,7 @@
         </w:rPr>
         <w:t>1.2 Transferência</w:t>
       </w:r>
-      <w:bookmarkEnd w:id="3"/>
+      <w:bookmarkEnd w:id="5"/>
       <w:r>
         <w:rPr>
           <w:rFonts w:ascii="Times New Roman" w:eastAsia="Times New Roman" w:hAnsi="Times New Roman" w:cs="Times New Roman"/>
@@ -4399,7 +4595,42 @@
           <w:sz w:val="24"/>
           <w:szCs w:val="24"/>
         </w:rPr>
-        <w:t>{{SISTEMA_TAXA_DE_TRANSFERENCIA}}.</w:t>
+        <w:t>{{SISTEMA_TAXA_DE_TRANSFERENCIA}}</w:t>
+      </w:r>
+      <w:r>
+        <w:rPr>
+          <w:rFonts w:ascii="Times New Roman" w:eastAsia="Times New Roman" w:hAnsi="Times New Roman" w:cs="Times New Roman"/>
+          <w:b/>
+          <w:bCs/>
+          <w:color w:val="000000" w:themeColor="text1"/>
+          <w:sz w:val="24"/>
+          <w:szCs w:val="24"/>
+        </w:rPr>
+        <w:t xml:space="preserve"> (Documento em anexo I</w:t>
+      </w:r>
+      <w:bookmarkStart w:id="6" w:name="_GoBack"/>
+      <w:bookmarkEnd w:id="6"/>
+      <w:r>
+        <w:rPr>
+          <w:rFonts w:ascii="Times New Roman" w:eastAsia="Times New Roman" w:hAnsi="Times New Roman" w:cs="Times New Roman"/>
+          <w:b/>
+          <w:bCs/>
+          <w:color w:val="000000" w:themeColor="text1"/>
+          <w:sz w:val="24"/>
+          <w:szCs w:val="24"/>
+        </w:rPr>
+        <w:t>)</w:t>
+      </w:r>
+      <w:r>
+        <w:rPr>
+          <w:rFonts w:ascii="Times New Roman" w:eastAsia="Times New Roman" w:hAnsi="Times New Roman" w:cs="Times New Roman"/>
+          <w:b/>
+          <w:bCs/>
+          <w:color w:val="000000" w:themeColor="text1"/>
+          <w:sz w:val="24"/>
+          <w:szCs w:val="24"/>
+        </w:rPr>
+        <w:t>.</w:t>
       </w:r>
     </w:p>
     <w:p>
@@ -4561,7 +4792,7 @@
           <w:u w:val="single"/>
         </w:rPr>
       </w:pPr>
-      <w:bookmarkStart w:id="4" w:name="_Toc221866196"/>
+      <w:bookmarkStart w:id="7" w:name="_Toc221866196"/>
       <w:r>
         <w:rPr>
           <w:rFonts w:ascii="Times New Roman" w:eastAsia="Times New Roman" w:hAnsi="Times New Roman" w:cs="Times New Roman"/>
@@ -4575,7 +4806,7 @@
         <w:lastRenderedPageBreak/>
         <w:t>1.3 Comissão de Óbitos, Infecção Hospitalar, Revisão de Prontuários, Núcleo de Educação Permanente e Núcleo Interno de Segurança do Paciente:</w:t>
       </w:r>
-      <w:bookmarkEnd w:id="4"/>
+      <w:bookmarkEnd w:id="7"/>
     </w:p>
     <w:p>
       <w:pPr>
@@ -5905,8 +6136,8 @@
         </w:rPr>
         <w:t xml:space="preserve"> %}</w:t>
       </w:r>
-      <w:bookmarkStart w:id="5" w:name="_u3m4kyiw76wc" w:colFirst="0" w:colLast="0"/>
-      <w:bookmarkEnd w:id="5"/>
+      <w:bookmarkStart w:id="8" w:name="_u3m4kyiw76wc" w:colFirst="0" w:colLast="0"/>
+      <w:bookmarkEnd w:id="8"/>
     </w:p>
     <w:p>
       <w:pPr>
@@ -5922,9 +6153,7 @@
           <w:u w:val="single"/>
         </w:rPr>
       </w:pPr>
-      <w:bookmarkStart w:id="6" w:name="_Toc221866197"/>
-      <w:bookmarkStart w:id="7" w:name="_GoBack"/>
-      <w:bookmarkEnd w:id="7"/>
+      <w:bookmarkStart w:id="9" w:name="_Toc221866197"/>
       <w:r>
         <w:rPr>
           <w:rFonts w:ascii="Times New Roman" w:eastAsia="Times New Roman" w:hAnsi="Times New Roman" w:cs="Times New Roman"/>
@@ -5938,7 +6167,7 @@
         <w:lastRenderedPageBreak/>
         <w:t>1.4 Educação Permanente</w:t>
       </w:r>
-      <w:bookmarkEnd w:id="6"/>
+      <w:bookmarkEnd w:id="9"/>
       <w:r>
         <w:rPr>
           <w:rFonts w:ascii="Times New Roman" w:eastAsia="Times New Roman" w:hAnsi="Times New Roman" w:cs="Times New Roman"/>
@@ -5959,8 +6188,8 @@
           <w:szCs w:val="24"/>
         </w:rPr>
       </w:pPr>
-      <w:bookmarkStart w:id="8" w:name="_bhs3czsch4m4" w:colFirst="0" w:colLast="0"/>
-      <w:bookmarkEnd w:id="8"/>
+      <w:bookmarkStart w:id="10" w:name="_bhs3czsch4m4" w:colFirst="0" w:colLast="0"/>
+      <w:bookmarkEnd w:id="10"/>
       <w:r>
         <w:rPr>
           <w:rFonts w:ascii="Times New Roman" w:hAnsi="Times New Roman" w:cs="Times New Roman"/>
@@ -5968,8 +6197,8 @@
         </w:rPr>
         <w:t>(Listas de presença em Anexo III)</w:t>
       </w:r>
-      <w:bookmarkStart w:id="9" w:name="_efj0ht3avlku"/>
-      <w:bookmarkEnd w:id="9"/>
+      <w:bookmarkStart w:id="11" w:name="_efj0ht3avlku"/>
+      <w:bookmarkEnd w:id="11"/>
     </w:p>
     <w:p>
       <w:pPr>
@@ -6033,7 +6262,31 @@
           <w:u w:val="single"/>
         </w:rPr>
         <w:lastRenderedPageBreak/>
-        <w:t xml:space="preserve">1.5 Melhorias feitas na upa unidade nova cidade no mês de </w:t>
+        <w:t xml:space="preserve">1.5 Melhorias feitas na upa unidade </w:t>
+      </w:r>
+      <w:r>
+        <w:rPr>
+          <w:rFonts w:ascii="Times New Roman" w:eastAsia="Times New Roman" w:hAnsi="Times New Roman" w:cs="Times New Roman"/>
+          <w:b/>
+          <w:bCs/>
+          <w:color w:val="000000" w:themeColor="text1"/>
+          <w:sz w:val="24"/>
+          <w:szCs w:val="24"/>
+          <w:u w:val="single"/>
+        </w:rPr>
+        <w:t>Pacheco</w:t>
+      </w:r>
+      <w:r>
+        <w:rPr>
+          <w:rFonts w:ascii="Times New Roman" w:eastAsia="Times New Roman" w:hAnsi="Times New Roman" w:cs="Times New Roman"/>
+          <w:b/>
+          <w:bCs/>
+          <w:color w:val="000000" w:themeColor="text1"/>
+          <w:sz w:val="24"/>
+          <w:szCs w:val="24"/>
+          <w:u w:val="single"/>
+        </w:rPr>
+        <w:t xml:space="preserve"> no mês de </w:t>
       </w:r>
       <w:r>
         <w:rPr>
@@ -6227,7 +6480,7 @@
           <w:u w:val="single"/>
         </w:rPr>
       </w:pPr>
-      <w:bookmarkStart w:id="10" w:name="_Toc221866198"/>
+      <w:bookmarkStart w:id="12" w:name="_Toc221866198"/>
       <w:r>
         <w:rPr>
           <w:rFonts w:ascii="Times New Roman" w:hAnsi="Times New Roman" w:cs="Times New Roman"/>
@@ -6239,7 +6492,7 @@
         <w:lastRenderedPageBreak/>
         <w:t>1.6 Atualização Cadastral Mensal do CNES:</w:t>
       </w:r>
-      <w:bookmarkEnd w:id="10"/>
+      <w:bookmarkEnd w:id="12"/>
     </w:p>
     <w:p>
       <w:pPr>
@@ -6288,7 +6541,15 @@
           <w:sz w:val="24"/>
           <w:szCs w:val="24"/>
         </w:rPr>
-        <w:t>.</w:t>
+        <w:t xml:space="preserve">. </w:t>
+      </w:r>
+      <w:r>
+        <w:rPr>
+          <w:rFonts w:ascii="Times New Roman" w:hAnsi="Times New Roman" w:cs="Times New Roman"/>
+          <w:sz w:val="24"/>
+          <w:szCs w:val="24"/>
+        </w:rPr>
+        <w:t>UPA Pacheco - CNES: 7992122</w:t>
       </w:r>
     </w:p>
     <w:p>
@@ -6321,7 +6582,7 @@
           <w:u w:val="single"/>
         </w:rPr>
       </w:pPr>
-      <w:bookmarkStart w:id="11" w:name="_Toc221866199"/>
+      <w:bookmarkStart w:id="13" w:name="_Toc221866199"/>
       <w:r>
         <w:rPr>
           <w:rFonts w:ascii="Times New Roman" w:eastAsia="Times New Roman" w:hAnsi="Times New Roman" w:cs="Times New Roman"/>
@@ -6334,7 +6595,7 @@
         </w:rPr>
         <w:t>1.7 Serviço de Atendimento ao Usuário – SAU / Ouvidoria:</w:t>
       </w:r>
-      <w:bookmarkEnd w:id="11"/>
+      <w:bookmarkEnd w:id="13"/>
     </w:p>
     <w:p>
       <w:pPr>
@@ -6574,9 +6835,9 @@
           <w:color w:val="000000" w:themeColor="text1"/>
         </w:rPr>
       </w:pPr>
-      <w:bookmarkStart w:id="12" w:name="_nm9kk873097" w:colFirst="0" w:colLast="0"/>
-      <w:bookmarkStart w:id="13" w:name="_Toc221866200"/>
-      <w:bookmarkEnd w:id="12"/>
+      <w:bookmarkStart w:id="14" w:name="_nm9kk873097" w:colFirst="0" w:colLast="0"/>
+      <w:bookmarkStart w:id="15" w:name="_Toc221866200"/>
+      <w:bookmarkEnd w:id="14"/>
       <w:r>
         <w:rPr>
           <w:rFonts w:ascii="Times New Roman" w:eastAsia="Times New Roman" w:hAnsi="Times New Roman" w:cs="Times New Roman"/>
@@ -6589,7 +6850,7 @@
         <w:lastRenderedPageBreak/>
         <w:t>METAS QUALITATIVAS</w:t>
       </w:r>
-      <w:bookmarkEnd w:id="13"/>
+      <w:bookmarkEnd w:id="15"/>
     </w:p>
     <w:p>
       <w:pPr>
@@ -6886,7 +7147,7 @@
           <w:szCs w:val="24"/>
         </w:rPr>
       </w:pPr>
-      <w:bookmarkStart w:id="14" w:name="_Toc221866201"/>
+      <w:bookmarkStart w:id="16" w:name="_Toc221866201"/>
       <w:r>
         <w:rPr>
           <w:rFonts w:ascii="Times New Roman" w:hAnsi="Times New Roman" w:cs="Times New Roman"/>
@@ -6897,7 +7158,7 @@
         <w:lastRenderedPageBreak/>
         <w:t>CONSIDERAÇÕES FINAIS</w:t>
       </w:r>
-      <w:bookmarkEnd w:id="14"/>
+      <w:bookmarkEnd w:id="16"/>
     </w:p>
     <w:p>
       <w:pPr>
@@ -7119,8 +7380,8 @@
       </w:pPr>
     </w:p>
     <w:sectPr>
-      <w:headerReference w:type="default" r:id="rId10"/>
-      <w:footerReference w:type="default" r:id="rId11"/>
+      <w:headerReference w:type="default" r:id="rId12"/>
+      <w:footerReference w:type="default" r:id="rId13"/>
       <w:pgSz w:w="11909" w:h="16834"/>
       <w:pgMar w:top="619" w:right="1440" w:bottom="1134" w:left="1440" w:header="142" w:footer="66" w:gutter="0"/>
       <w:pgNumType w:start="0"/>
@@ -7538,6 +7799,7 @@
       </w:rPr>
       <w:t xml:space="preserve">/2021 referente ao mês de </w:t>
     </w:r>
+    <w:bookmarkStart w:id="17" w:name="_Hlk221869471"/>
     <w:r>
       <w:rPr>
         <w:rFonts w:ascii="Times New Roman" w:eastAsia="Times New Roman" w:hAnsi="Times New Roman" w:cs="Times New Roman"/>
@@ -7545,7 +7807,7 @@
       </w:rPr>
       <w:t>{{</w:t>
     </w:r>
-    <w:bookmarkStart w:id="15" w:name="_Hlk220401428"/>
+    <w:bookmarkStart w:id="18" w:name="_Hlk220401428"/>
     <w:r>
       <w:rPr>
         <w:rFonts w:ascii="Times New Roman" w:eastAsia="Times New Roman" w:hAnsi="Times New Roman" w:cs="Times New Roman"/>
@@ -7553,7 +7815,7 @@
       </w:rPr>
       <w:t>SISTEMA_MES_REFERENCIA</w:t>
     </w:r>
-    <w:bookmarkEnd w:id="15"/>
+    <w:bookmarkEnd w:id="18"/>
     <w:r>
       <w:rPr>
         <w:rFonts w:ascii="Times New Roman" w:eastAsia="Times New Roman" w:hAnsi="Times New Roman" w:cs="Times New Roman"/>
@@ -7561,6 +7823,7 @@
       </w:rPr>
       <w:t>}}</w:t>
     </w:r>
+    <w:bookmarkEnd w:id="17"/>
   </w:p>
 </w:hdr>
 </file>
@@ -9156,7 +9419,7 @@
 </file>
 
 <file path=customXml/itemProps1.xml><?xml version="1.0" encoding="utf-8"?>
-<ds:datastoreItem xmlns:ds="http://schemas.openxmlformats.org/officeDocument/2006/customXml" ds:itemID="{ED8DB985-6718-410A-9998-3F27E292AC92}">
+<ds:datastoreItem xmlns:ds="http://schemas.openxmlformats.org/officeDocument/2006/customXml" ds:itemID="{E52557EB-8302-4979-A478-0A082A37253E}">
   <ds:schemaRefs>
     <ds:schemaRef ds:uri="http://schemas.openxmlformats.org/officeDocument/2006/bibliography"/>
   </ds:schemaRefs>

--- a/template-upa-pacheco.docx
+++ b/template-upa-pacheco.docx
@@ -10,6 +10,8 @@
           <w:color w:val="000000" w:themeColor="text1"/>
         </w:rPr>
       </w:pPr>
+      <w:bookmarkStart w:id="0" w:name="_GoBack"/>
+      <w:bookmarkEnd w:id="0"/>
       <w:r>
         <w:rPr>
           <w:rFonts w:ascii="Calibri" w:eastAsia="Calibri" w:hAnsi="Calibri" w:cs="Calibri"/>
@@ -810,8 +812,8 @@
           <w:color w:val="000000" w:themeColor="text1"/>
         </w:rPr>
       </w:pPr>
-      <w:bookmarkStart w:id="0" w:name="_nfthwfkqc9ke" w:colFirst="0" w:colLast="0"/>
-      <w:bookmarkEnd w:id="0"/>
+      <w:bookmarkStart w:id="1" w:name="_nfthwfkqc9ke" w:colFirst="0" w:colLast="0"/>
+      <w:bookmarkEnd w:id="1"/>
     </w:p>
     <w:p>
       <w:pPr>
@@ -1265,7 +1267,7 @@
                                     </pic:cNvPicPr>
                                   </pic:nvPicPr>
                                   <pic:blipFill>
-                                    <a:blip r:embed="rId9">
+                                    <a:blip r:embed="rId8">
                                       <a:extLst>
                                         <a:ext uri="{28A0092B-C50C-407E-A947-70E740481C1C}">
                                           <a14:useLocalDpi xmlns:a14="http://schemas.microsoft.com/office/drawing/2010/main" val="0"/>
@@ -1475,7 +1477,7 @@
                     <pic:cNvPicPr/>
                   </pic:nvPicPr>
                   <pic:blipFill>
-                    <a:blip r:embed="rId10"/>
+                    <a:blip r:embed="rId9"/>
                     <a:stretch>
                       <a:fillRect/>
                     </a:stretch>
@@ -1584,7 +1586,7 @@
                     </pic:cNvPicPr>
                   </pic:nvPicPr>
                   <pic:blipFill>
-                    <a:blip r:embed="rId9">
+                    <a:blip r:embed="rId8">
                       <a:extLst>
                         <a:ext uri="{28A0092B-C50C-407E-A947-70E740481C1C}">
                           <a14:useLocalDpi xmlns:a14="http://schemas.microsoft.com/office/drawing/2010/main" val="0"/>
@@ -1655,7 +1657,7 @@
                     <pic:cNvPicPr preferRelativeResize="0"/>
                   </pic:nvPicPr>
                   <pic:blipFill>
-                    <a:blip r:embed="rId11" cstate="print">
+                    <a:blip r:embed="rId10" cstate="print">
                       <a:extLst>
                         <a:ext uri="{28A0092B-C50C-407E-A947-70E740481C1C}">
                           <a14:useLocalDpi xmlns:a14="http://schemas.microsoft.com/office/drawing/2010/main" val="0"/>
@@ -2773,7 +2775,7 @@
           <w:u w:val="single"/>
         </w:rPr>
       </w:pPr>
-      <w:bookmarkStart w:id="1" w:name="_Toc221866193"/>
+      <w:bookmarkStart w:id="2" w:name="_Toc221866193"/>
       <w:r>
         <w:rPr>
           <w:rFonts w:ascii="Times New Roman" w:eastAsia="Times New Roman" w:hAnsi="Times New Roman" w:cs="Times New Roman"/>
@@ -2787,7 +2789,7 @@
         <w:lastRenderedPageBreak/>
         <w:t>RELATÓRIO ASSISTENCIAL</w:t>
       </w:r>
-      <w:bookmarkEnd w:id="1"/>
+      <w:bookmarkEnd w:id="2"/>
     </w:p>
     <w:p>
       <w:pPr>
@@ -2807,7 +2809,7 @@
           <w:u w:val="single"/>
         </w:rPr>
       </w:pPr>
-      <w:bookmarkStart w:id="2" w:name="_Toc221866194"/>
+      <w:bookmarkStart w:id="3" w:name="_Toc221866194"/>
       <w:r>
         <w:rPr>
           <w:rFonts w:ascii="Times New Roman" w:eastAsia="Times New Roman" w:hAnsi="Times New Roman" w:cs="Times New Roman"/>
@@ -2844,7 +2846,7 @@
         </w:rPr>
         <w:t>:</w:t>
       </w:r>
-      <w:bookmarkEnd w:id="2"/>
+      <w:bookmarkEnd w:id="3"/>
     </w:p>
     <w:p>
       <w:pPr>
@@ -4179,7 +4181,7 @@
         </w:rPr>
         <w:t xml:space="preserve"> Foram realizados no mês de </w:t>
       </w:r>
-      <w:bookmarkStart w:id="3" w:name="_Hlk221870050"/>
+      <w:bookmarkStart w:id="4" w:name="_Hlk221870050"/>
       <w:r>
         <w:rPr>
           <w:rFonts w:ascii="Times New Roman" w:eastAsia="Times New Roman" w:hAnsi="Times New Roman" w:cs="Times New Roman"/>
@@ -4189,7 +4191,7 @@
         </w:rPr>
         <w:t>{{SISTEMA_MES_REFERENCIA}}</w:t>
       </w:r>
-      <w:bookmarkEnd w:id="3"/>
+      <w:bookmarkEnd w:id="4"/>
       <w:r>
         <w:rPr>
           <w:rFonts w:ascii="Times New Roman" w:eastAsia="Times New Roman" w:hAnsi="Times New Roman" w:cs="Times New Roman"/>
@@ -4407,7 +4409,7 @@
           <w:color w:val="000000" w:themeColor="text1"/>
         </w:rPr>
       </w:pPr>
-      <w:bookmarkStart w:id="4" w:name="_Hlk221872764"/>
+      <w:bookmarkStart w:id="5" w:name="_Hlk221872764"/>
       <w:r>
         <w:rPr>
           <w:color w:val="000000" w:themeColor="text1"/>
@@ -4470,7 +4472,7 @@
         </w:rPr>
         <w:t xml:space="preserve"> %}</w:t>
       </w:r>
-      <w:bookmarkEnd w:id="4"/>
+      <w:bookmarkEnd w:id="5"/>
     </w:p>
     <w:p>
       <w:pPr>
@@ -4487,7 +4489,7 @@
           <w:szCs w:val="24"/>
         </w:rPr>
       </w:pPr>
-      <w:bookmarkStart w:id="5" w:name="_Toc221866195"/>
+      <w:bookmarkStart w:id="6" w:name="_Toc221866195"/>
       <w:r>
         <w:rPr>
           <w:rFonts w:ascii="Times New Roman" w:eastAsia="Times New Roman" w:hAnsi="Times New Roman" w:cs="Times New Roman"/>
@@ -4500,7 +4502,7 @@
         </w:rPr>
         <w:t>1.2 Transferência</w:t>
       </w:r>
-      <w:bookmarkEnd w:id="5"/>
+      <w:bookmarkEnd w:id="6"/>
       <w:r>
         <w:rPr>
           <w:rFonts w:ascii="Times New Roman" w:eastAsia="Times New Roman" w:hAnsi="Times New Roman" w:cs="Times New Roman"/>
@@ -4606,20 +4608,7 @@
           <w:sz w:val="24"/>
           <w:szCs w:val="24"/>
         </w:rPr>
-        <w:t xml:space="preserve"> (Documento em anexo I</w:t>
-      </w:r>
-      <w:bookmarkStart w:id="6" w:name="_GoBack"/>
-      <w:bookmarkEnd w:id="6"/>
-      <w:r>
-        <w:rPr>
-          <w:rFonts w:ascii="Times New Roman" w:eastAsia="Times New Roman" w:hAnsi="Times New Roman" w:cs="Times New Roman"/>
-          <w:b/>
-          <w:bCs/>
-          <w:color w:val="000000" w:themeColor="text1"/>
-          <w:sz w:val="24"/>
-          <w:szCs w:val="24"/>
-        </w:rPr>
-        <w:t>)</w:t>
+        <w:t xml:space="preserve"> (Documento em anexo I)</w:t>
       </w:r>
       <w:r>
         <w:rPr>
@@ -7380,8 +7369,12 @@
       </w:pPr>
     </w:p>
     <w:sectPr>
+      <w:headerReference w:type="even" r:id="rId11"/>
       <w:headerReference w:type="default" r:id="rId12"/>
-      <w:footerReference w:type="default" r:id="rId13"/>
+      <w:footerReference w:type="even" r:id="rId13"/>
+      <w:footerReference w:type="default" r:id="rId14"/>
+      <w:headerReference w:type="first" r:id="rId15"/>
+      <w:footerReference w:type="first" r:id="rId16"/>
       <w:pgSz w:w="11909" w:h="16834"/>
       <w:pgMar w:top="619" w:right="1440" w:bottom="1134" w:left="1440" w:header="142" w:footer="66" w:gutter="0"/>
       <w:pgNumType w:start="0"/>
@@ -7418,6 +7411,16 @@
 </file>
 
 <file path=word/footer1.xml><?xml version="1.0" encoding="utf-8"?>
+<w:ftr xmlns:wpc="http://schemas.microsoft.com/office/word/2010/wordprocessingCanvas" xmlns:cx="http://schemas.microsoft.com/office/drawing/2014/chartex" xmlns:cx1="http://schemas.microsoft.com/office/drawing/2015/9/8/chartex" xmlns:cx2="http://schemas.microsoft.com/office/drawing/2015/10/21/chartex" xmlns:cx3="http://schemas.microsoft.com/office/drawing/2016/5/9/chartex" xmlns:cx4="http://schemas.microsoft.com/office/drawing/2016/5/10/chartex" xmlns:cx5="http://schemas.microsoft.com/office/drawing/2016/5/11/chartex" xmlns:cx6="http://schemas.microsoft.com/office/drawing/2016/5/12/chartex" xmlns:cx7="http://schemas.microsoft.com/office/drawing/2016/5/13/chartex" xmlns:cx8="http://schemas.microsoft.com/office/drawing/2016/5/14/chartex" xmlns:mc="http://schemas.openxmlformats.org/markup-compatibility/2006" xmlns:aink="http://schemas.microsoft.com/office/drawing/2016/ink" xmlns:am3d="http://schemas.microsoft.com/office/drawing/2017/model3d" xmlns:o="urn:schemas-microsoft-com:office:office" xmlns:r="http://schemas.openxmlformats.org/officeDocument/2006/relationships" xmlns:m="http://schemas.openxmlformats.org/officeDocument/2006/math" xmlns:v="urn:schemas-microsoft-com:vml" xmlns:wp14="http://schemas.microsoft.com/office/word/2010/wordprocessingDrawing" xmlns:wp="http://schemas.openxmlformats.org/drawingml/2006/wordprocessingDrawing" xmlns:w10="urn:schemas-microsoft-com:office:word" xmlns:w="http://schemas.openxmlformats.org/wordprocessingml/2006/main" xmlns:w14="http://schemas.microsoft.com/office/word/2010/wordml" xmlns:w15="http://schemas.microsoft.com/office/word/2012/wordml" xmlns:w16cid="http://schemas.microsoft.com/office/word/2016/wordml/cid" xmlns:w16se="http://schemas.microsoft.com/office/word/2015/wordml/symex" xmlns:wpg="http://schemas.microsoft.com/office/word/2010/wordprocessingGroup" xmlns:wpi="http://schemas.microsoft.com/office/word/2010/wordprocessingInk" xmlns:wne="http://schemas.microsoft.com/office/word/2006/wordml" xmlns:wps="http://schemas.microsoft.com/office/word/2010/wordprocessingShape" mc:Ignorable="w14 w15 w16se w16cid wp14">
+  <w:p>
+    <w:pPr>
+      <w:pStyle w:val="Rodap"/>
+    </w:pPr>
+  </w:p>
+</w:ftr>
+</file>
+
+<file path=word/footer2.xml><?xml version="1.0" encoding="utf-8"?>
 <w:ftr xmlns:wpc="http://schemas.microsoft.com/office/word/2010/wordprocessingCanvas" xmlns:cx="http://schemas.microsoft.com/office/drawing/2014/chartex" xmlns:cx1="http://schemas.microsoft.com/office/drawing/2015/9/8/chartex" xmlns:cx2="http://schemas.microsoft.com/office/drawing/2015/10/21/chartex" xmlns:cx3="http://schemas.microsoft.com/office/drawing/2016/5/9/chartex" xmlns:cx4="http://schemas.microsoft.com/office/drawing/2016/5/10/chartex" xmlns:cx5="http://schemas.microsoft.com/office/drawing/2016/5/11/chartex" xmlns:cx6="http://schemas.microsoft.com/office/drawing/2016/5/12/chartex" xmlns:cx7="http://schemas.microsoft.com/office/drawing/2016/5/13/chartex" xmlns:cx8="http://schemas.microsoft.com/office/drawing/2016/5/14/chartex" xmlns:mc="http://schemas.openxmlformats.org/markup-compatibility/2006" xmlns:aink="http://schemas.microsoft.com/office/drawing/2016/ink" xmlns:am3d="http://schemas.microsoft.com/office/drawing/2017/model3d" xmlns:o="urn:schemas-microsoft-com:office:office" xmlns:r="http://schemas.openxmlformats.org/officeDocument/2006/relationships" xmlns:m="http://schemas.openxmlformats.org/officeDocument/2006/math" xmlns:v="urn:schemas-microsoft-com:vml" xmlns:wp14="http://schemas.microsoft.com/office/word/2010/wordprocessingDrawing" xmlns:wp="http://schemas.openxmlformats.org/drawingml/2006/wordprocessingDrawing" xmlns:w10="urn:schemas-microsoft-com:office:word" xmlns:w="http://schemas.openxmlformats.org/wordprocessingml/2006/main" xmlns:w14="http://schemas.microsoft.com/office/word/2010/wordml" xmlns:w15="http://schemas.microsoft.com/office/word/2012/wordml" xmlns:w16cid="http://schemas.microsoft.com/office/word/2016/wordml/cid" xmlns:w16se="http://schemas.microsoft.com/office/word/2015/wordml/symex" xmlns:wpg="http://schemas.microsoft.com/office/word/2010/wordprocessingGroup" xmlns:wpi="http://schemas.microsoft.com/office/word/2010/wordprocessingInk" xmlns:wne="http://schemas.microsoft.com/office/word/2006/wordml" xmlns:wps="http://schemas.microsoft.com/office/word/2010/wordprocessingShape" mc:Ignorable="w14 w15 w16se w16cid wp14">
   <w:p>
     <w:pPr>
@@ -7588,6 +7591,16 @@
 </w:ftr>
 </file>
 
+<file path=word/footer3.xml><?xml version="1.0" encoding="utf-8"?>
+<w:ftr xmlns:wpc="http://schemas.microsoft.com/office/word/2010/wordprocessingCanvas" xmlns:cx="http://schemas.microsoft.com/office/drawing/2014/chartex" xmlns:cx1="http://schemas.microsoft.com/office/drawing/2015/9/8/chartex" xmlns:cx2="http://schemas.microsoft.com/office/drawing/2015/10/21/chartex" xmlns:cx3="http://schemas.microsoft.com/office/drawing/2016/5/9/chartex" xmlns:cx4="http://schemas.microsoft.com/office/drawing/2016/5/10/chartex" xmlns:cx5="http://schemas.microsoft.com/office/drawing/2016/5/11/chartex" xmlns:cx6="http://schemas.microsoft.com/office/drawing/2016/5/12/chartex" xmlns:cx7="http://schemas.microsoft.com/office/drawing/2016/5/13/chartex" xmlns:cx8="http://schemas.microsoft.com/office/drawing/2016/5/14/chartex" xmlns:mc="http://schemas.openxmlformats.org/markup-compatibility/2006" xmlns:aink="http://schemas.microsoft.com/office/drawing/2016/ink" xmlns:am3d="http://schemas.microsoft.com/office/drawing/2017/model3d" xmlns:o="urn:schemas-microsoft-com:office:office" xmlns:r="http://schemas.openxmlformats.org/officeDocument/2006/relationships" xmlns:m="http://schemas.openxmlformats.org/officeDocument/2006/math" xmlns:v="urn:schemas-microsoft-com:vml" xmlns:wp14="http://schemas.microsoft.com/office/word/2010/wordprocessingDrawing" xmlns:wp="http://schemas.openxmlformats.org/drawingml/2006/wordprocessingDrawing" xmlns:w10="urn:schemas-microsoft-com:office:word" xmlns:w="http://schemas.openxmlformats.org/wordprocessingml/2006/main" xmlns:w14="http://schemas.microsoft.com/office/word/2010/wordml" xmlns:w15="http://schemas.microsoft.com/office/word/2012/wordml" xmlns:w16cid="http://schemas.microsoft.com/office/word/2016/wordml/cid" xmlns:w16se="http://schemas.microsoft.com/office/word/2015/wordml/symex" xmlns:wpg="http://schemas.microsoft.com/office/word/2010/wordprocessingGroup" xmlns:wpi="http://schemas.microsoft.com/office/word/2010/wordprocessingInk" xmlns:wne="http://schemas.microsoft.com/office/word/2006/wordml" xmlns:wps="http://schemas.microsoft.com/office/word/2010/wordprocessingShape" mc:Ignorable="w14 w15 w16se w16cid wp14">
+  <w:p>
+    <w:pPr>
+      <w:pStyle w:val="Rodap"/>
+    </w:pPr>
+  </w:p>
+</w:ftr>
+</file>
+
 <file path=word/footnotes.xml><?xml version="1.0" encoding="utf-8"?>
 <w:footnotes xmlns:wpc="http://schemas.microsoft.com/office/word/2010/wordprocessingCanvas" xmlns:cx="http://schemas.microsoft.com/office/drawing/2014/chartex" xmlns:cx1="http://schemas.microsoft.com/office/drawing/2015/9/8/chartex" xmlns:cx2="http://schemas.microsoft.com/office/drawing/2015/10/21/chartex" xmlns:cx3="http://schemas.microsoft.com/office/drawing/2016/5/9/chartex" xmlns:cx4="http://schemas.microsoft.com/office/drawing/2016/5/10/chartex" xmlns:cx5="http://schemas.microsoft.com/office/drawing/2016/5/11/chartex" xmlns:cx6="http://schemas.microsoft.com/office/drawing/2016/5/12/chartex" xmlns:cx7="http://schemas.microsoft.com/office/drawing/2016/5/13/chartex" xmlns:cx8="http://schemas.microsoft.com/office/drawing/2016/5/14/chartex" xmlns:mc="http://schemas.openxmlformats.org/markup-compatibility/2006" xmlns:aink="http://schemas.microsoft.com/office/drawing/2016/ink" xmlns:am3d="http://schemas.microsoft.com/office/drawing/2017/model3d" xmlns:o="urn:schemas-microsoft-com:office:office" xmlns:r="http://schemas.openxmlformats.org/officeDocument/2006/relationships" xmlns:m="http://schemas.openxmlformats.org/officeDocument/2006/math" xmlns:v="urn:schemas-microsoft-com:vml" xmlns:wp14="http://schemas.microsoft.com/office/word/2010/wordprocessingDrawing" xmlns:wp="http://schemas.openxmlformats.org/drawingml/2006/wordprocessingDrawing" xmlns:w10="urn:schemas-microsoft-com:office:word" xmlns:w="http://schemas.openxmlformats.org/wordprocessingml/2006/main" xmlns:w14="http://schemas.microsoft.com/office/word/2010/wordml" xmlns:w15="http://schemas.microsoft.com/office/word/2012/wordml" xmlns:w16cid="http://schemas.microsoft.com/office/word/2016/wordml/cid" xmlns:w16se="http://schemas.microsoft.com/office/word/2015/wordml/symex" xmlns:wpg="http://schemas.microsoft.com/office/word/2010/wordprocessingGroup" xmlns:wpi="http://schemas.microsoft.com/office/word/2010/wordprocessingInk" xmlns:wne="http://schemas.microsoft.com/office/word/2006/wordml" xmlns:wps="http://schemas.microsoft.com/office/word/2010/wordprocessingShape" mc:Ignorable="w14 w15 w16se w16cid wp14">
   <w:footnote w:type="separator" w:id="-1">
@@ -7614,6 +7627,45 @@
 </file>
 
 <file path=word/header1.xml><?xml version="1.0" encoding="utf-8"?>
+<w:hdr xmlns:wpc="http://schemas.microsoft.com/office/word/2010/wordprocessingCanvas" xmlns:cx="http://schemas.microsoft.com/office/drawing/2014/chartex" xmlns:cx1="http://schemas.microsoft.com/office/drawing/2015/9/8/chartex" xmlns:cx2="http://schemas.microsoft.com/office/drawing/2015/10/21/chartex" xmlns:cx3="http://schemas.microsoft.com/office/drawing/2016/5/9/chartex" xmlns:cx4="http://schemas.microsoft.com/office/drawing/2016/5/10/chartex" xmlns:cx5="http://schemas.microsoft.com/office/drawing/2016/5/11/chartex" xmlns:cx6="http://schemas.microsoft.com/office/drawing/2016/5/12/chartex" xmlns:cx7="http://schemas.microsoft.com/office/drawing/2016/5/13/chartex" xmlns:cx8="http://schemas.microsoft.com/office/drawing/2016/5/14/chartex" xmlns:mc="http://schemas.openxmlformats.org/markup-compatibility/2006" xmlns:aink="http://schemas.microsoft.com/office/drawing/2016/ink" xmlns:am3d="http://schemas.microsoft.com/office/drawing/2017/model3d" xmlns:o="urn:schemas-microsoft-com:office:office" xmlns:r="http://schemas.openxmlformats.org/officeDocument/2006/relationships" xmlns:m="http://schemas.openxmlformats.org/officeDocument/2006/math" xmlns:v="urn:schemas-microsoft-com:vml" xmlns:wp14="http://schemas.microsoft.com/office/word/2010/wordprocessingDrawing" xmlns:wp="http://schemas.openxmlformats.org/drawingml/2006/wordprocessingDrawing" xmlns:w10="urn:schemas-microsoft-com:office:word" xmlns:w="http://schemas.openxmlformats.org/wordprocessingml/2006/main" xmlns:w14="http://schemas.microsoft.com/office/word/2010/wordml" xmlns:w15="http://schemas.microsoft.com/office/word/2012/wordml" xmlns:w16cid="http://schemas.microsoft.com/office/word/2016/wordml/cid" xmlns:w16se="http://schemas.microsoft.com/office/word/2015/wordml/symex" xmlns:wpg="http://schemas.microsoft.com/office/word/2010/wordprocessingGroup" xmlns:wpi="http://schemas.microsoft.com/office/word/2010/wordprocessingInk" xmlns:wne="http://schemas.microsoft.com/office/word/2006/wordml" xmlns:wps="http://schemas.microsoft.com/office/word/2010/wordprocessingShape" mc:Ignorable="w14 w15 w16se w16cid wp14">
+  <w:p>
+    <w:pPr>
+      <w:pStyle w:val="Cabealho"/>
+    </w:pPr>
+    <w:r>
+      <w:rPr>
+        <w:noProof/>
+      </w:rPr>
+      <w:pict w14:anchorId="7F15E052">
+        <v:shapetype id="_x0000_t75" coordsize="21600,21600" o:spt="75" o:preferrelative="t" path="m@4@5l@4@11@9@11@9@5xe" filled="f" stroked="f">
+          <v:stroke joinstyle="miter"/>
+          <v:formulas>
+            <v:f eqn="if lineDrawn pixelLineWidth 0"/>
+            <v:f eqn="sum @0 1 0"/>
+            <v:f eqn="sum 0 0 @1"/>
+            <v:f eqn="prod @2 1 2"/>
+            <v:f eqn="prod @3 21600 pixelWidth"/>
+            <v:f eqn="prod @3 21600 pixelHeight"/>
+            <v:f eqn="sum @0 0 1"/>
+            <v:f eqn="prod @6 1 2"/>
+            <v:f eqn="prod @7 21600 pixelWidth"/>
+            <v:f eqn="sum @8 21600 0"/>
+            <v:f eqn="prod @7 21600 pixelHeight"/>
+            <v:f eqn="sum @10 21600 0"/>
+          </v:formulas>
+          <v:path o:extrusionok="f" gradientshapeok="t" o:connecttype="rect"/>
+          <o:lock v:ext="edit" aspectratio="t"/>
+        </v:shapetype>
+        <v:shape id="WordPictureWatermark428120079" o:spid="_x0000_s2050" type="#_x0000_t75" style="position:absolute;margin-left:0;margin-top:0;width:451.4pt;height:246.2pt;z-index:-251655168;mso-position-horizontal:center;mso-position-horizontal-relative:margin;mso-position-vertical:center;mso-position-vertical-relative:margin" o:allowincell="f">
+          <v:imagedata r:id="rId1" o:title="logo prima" gain="19661f" blacklevel="22938f"/>
+        </v:shape>
+      </w:pict>
+    </w:r>
+  </w:p>
+</w:hdr>
+</file>
+
+<file path=word/header2.xml><?xml version="1.0" encoding="utf-8"?>
 <w:hdr xmlns:wpc="http://schemas.microsoft.com/office/word/2010/wordprocessingCanvas" xmlns:cx="http://schemas.microsoft.com/office/drawing/2014/chartex" xmlns:cx1="http://schemas.microsoft.com/office/drawing/2015/9/8/chartex" xmlns:cx2="http://schemas.microsoft.com/office/drawing/2015/10/21/chartex" xmlns:cx3="http://schemas.microsoft.com/office/drawing/2016/5/9/chartex" xmlns:cx4="http://schemas.microsoft.com/office/drawing/2016/5/10/chartex" xmlns:cx5="http://schemas.microsoft.com/office/drawing/2016/5/11/chartex" xmlns:cx6="http://schemas.microsoft.com/office/drawing/2016/5/12/chartex" xmlns:cx7="http://schemas.microsoft.com/office/drawing/2016/5/13/chartex" xmlns:cx8="http://schemas.microsoft.com/office/drawing/2016/5/14/chartex" xmlns:mc="http://schemas.openxmlformats.org/markup-compatibility/2006" xmlns:aink="http://schemas.microsoft.com/office/drawing/2016/ink" xmlns:am3d="http://schemas.microsoft.com/office/drawing/2017/model3d" xmlns:o="urn:schemas-microsoft-com:office:office" xmlns:r="http://schemas.openxmlformats.org/officeDocument/2006/relationships" xmlns:m="http://schemas.openxmlformats.org/officeDocument/2006/math" xmlns:v="urn:schemas-microsoft-com:vml" xmlns:wp14="http://schemas.microsoft.com/office/word/2010/wordprocessingDrawing" xmlns:wp="http://schemas.openxmlformats.org/drawingml/2006/wordprocessingDrawing" xmlns:w10="urn:schemas-microsoft-com:office:word" xmlns:w="http://schemas.openxmlformats.org/wordprocessingml/2006/main" xmlns:w14="http://schemas.microsoft.com/office/word/2010/wordml" xmlns:w15="http://schemas.microsoft.com/office/word/2012/wordml" xmlns:w16cid="http://schemas.microsoft.com/office/word/2016/wordml/cid" xmlns:w16se="http://schemas.microsoft.com/office/word/2015/wordml/symex" xmlns:wpg="http://schemas.microsoft.com/office/word/2010/wordprocessingGroup" xmlns:wpi="http://schemas.microsoft.com/office/word/2010/wordprocessingInk" xmlns:wne="http://schemas.microsoft.com/office/word/2006/wordml" xmlns:wps="http://schemas.microsoft.com/office/word/2010/wordprocessingShape" mc:Ignorable="w14 w15 w16se w16cid wp14">
   <w:p>
     <w:pPr>
@@ -7625,6 +7677,36 @@
         <w:color w:val="666666"/>
       </w:rPr>
     </w:pPr>
+    <w:r>
+      <w:rPr>
+        <w:noProof/>
+        <w:color w:val="666666"/>
+      </w:rPr>
+      <w:pict w14:anchorId="42DC545F">
+        <v:shapetype id="_x0000_t75" coordsize="21600,21600" o:spt="75" o:preferrelative="t" path="m@4@5l@4@11@9@11@9@5xe" filled="f" stroked="f">
+          <v:stroke joinstyle="miter"/>
+          <v:formulas>
+            <v:f eqn="if lineDrawn pixelLineWidth 0"/>
+            <v:f eqn="sum @0 1 0"/>
+            <v:f eqn="sum 0 0 @1"/>
+            <v:f eqn="prod @2 1 2"/>
+            <v:f eqn="prod @3 21600 pixelWidth"/>
+            <v:f eqn="prod @3 21600 pixelHeight"/>
+            <v:f eqn="sum @0 0 1"/>
+            <v:f eqn="prod @6 1 2"/>
+            <v:f eqn="prod @7 21600 pixelWidth"/>
+            <v:f eqn="sum @8 21600 0"/>
+            <v:f eqn="prod @7 21600 pixelHeight"/>
+            <v:f eqn="sum @10 21600 0"/>
+          </v:formulas>
+          <v:path o:extrusionok="f" gradientshapeok="t" o:connecttype="rect"/>
+          <o:lock v:ext="edit" aspectratio="t"/>
+        </v:shapetype>
+        <v:shape id="WordPictureWatermark428120080" o:spid="_x0000_s2051" type="#_x0000_t75" style="position:absolute;left:0;text-align:left;margin-left:0;margin-top:0;width:451.4pt;height:246.2pt;z-index:-251654144;mso-position-horizontal:center;mso-position-horizontal-relative:margin;mso-position-vertical:center;mso-position-vertical-relative:margin" o:allowincell="f">
+          <v:imagedata r:id="rId1" o:title="logo prima" gain="19661f" blacklevel="22938f"/>
+        </v:shape>
+      </w:pict>
+    </w:r>
     <w:r>
       <w:rPr>
         <w:noProof/>
@@ -7656,7 +7738,7 @@
                   </pic:cNvPicPr>
                 </pic:nvPicPr>
                 <pic:blipFill>
-                  <a:blip r:embed="rId1">
+                  <a:blip r:embed="rId2">
                     <a:extLst>
                       <a:ext uri="{28A0092B-C50C-407E-A947-70E740481C1C}">
                         <a14:useLocalDpi xmlns:a14="http://schemas.microsoft.com/office/drawing/2010/main" val="0"/>
@@ -7724,7 +7806,7 @@
                   </pic:cNvPicPr>
                 </pic:nvPicPr>
                 <pic:blipFill>
-                  <a:blip r:embed="rId2">
+                  <a:blip r:embed="rId3">
                     <a:extLst>
                       <a:ext uri="{28A0092B-C50C-407E-A947-70E740481C1C}">
                         <a14:useLocalDpi xmlns:a14="http://schemas.microsoft.com/office/drawing/2010/main" val="0"/>
@@ -7824,6 +7906,45 @@
       <w:t>}}</w:t>
     </w:r>
     <w:bookmarkEnd w:id="17"/>
+  </w:p>
+</w:hdr>
+</file>
+
+<file path=word/header3.xml><?xml version="1.0" encoding="utf-8"?>
+<w:hdr xmlns:wpc="http://schemas.microsoft.com/office/word/2010/wordprocessingCanvas" xmlns:cx="http://schemas.microsoft.com/office/drawing/2014/chartex" xmlns:cx1="http://schemas.microsoft.com/office/drawing/2015/9/8/chartex" xmlns:cx2="http://schemas.microsoft.com/office/drawing/2015/10/21/chartex" xmlns:cx3="http://schemas.microsoft.com/office/drawing/2016/5/9/chartex" xmlns:cx4="http://schemas.microsoft.com/office/drawing/2016/5/10/chartex" xmlns:cx5="http://schemas.microsoft.com/office/drawing/2016/5/11/chartex" xmlns:cx6="http://schemas.microsoft.com/office/drawing/2016/5/12/chartex" xmlns:cx7="http://schemas.microsoft.com/office/drawing/2016/5/13/chartex" xmlns:cx8="http://schemas.microsoft.com/office/drawing/2016/5/14/chartex" xmlns:mc="http://schemas.openxmlformats.org/markup-compatibility/2006" xmlns:aink="http://schemas.microsoft.com/office/drawing/2016/ink" xmlns:am3d="http://schemas.microsoft.com/office/drawing/2017/model3d" xmlns:o="urn:schemas-microsoft-com:office:office" xmlns:r="http://schemas.openxmlformats.org/officeDocument/2006/relationships" xmlns:m="http://schemas.openxmlformats.org/officeDocument/2006/math" xmlns:v="urn:schemas-microsoft-com:vml" xmlns:wp14="http://schemas.microsoft.com/office/word/2010/wordprocessingDrawing" xmlns:wp="http://schemas.openxmlformats.org/drawingml/2006/wordprocessingDrawing" xmlns:w10="urn:schemas-microsoft-com:office:word" xmlns:w="http://schemas.openxmlformats.org/wordprocessingml/2006/main" xmlns:w14="http://schemas.microsoft.com/office/word/2010/wordml" xmlns:w15="http://schemas.microsoft.com/office/word/2012/wordml" xmlns:w16cid="http://schemas.microsoft.com/office/word/2016/wordml/cid" xmlns:w16se="http://schemas.microsoft.com/office/word/2015/wordml/symex" xmlns:wpg="http://schemas.microsoft.com/office/word/2010/wordprocessingGroup" xmlns:wpi="http://schemas.microsoft.com/office/word/2010/wordprocessingInk" xmlns:wne="http://schemas.microsoft.com/office/word/2006/wordml" xmlns:wps="http://schemas.microsoft.com/office/word/2010/wordprocessingShape" mc:Ignorable="w14 w15 w16se w16cid wp14">
+  <w:p>
+    <w:pPr>
+      <w:pStyle w:val="Cabealho"/>
+    </w:pPr>
+    <w:r>
+      <w:rPr>
+        <w:noProof/>
+      </w:rPr>
+      <w:pict w14:anchorId="1EDF87A4">
+        <v:shapetype id="_x0000_t75" coordsize="21600,21600" o:spt="75" o:preferrelative="t" path="m@4@5l@4@11@9@11@9@5xe" filled="f" stroked="f">
+          <v:stroke joinstyle="miter"/>
+          <v:formulas>
+            <v:f eqn="if lineDrawn pixelLineWidth 0"/>
+            <v:f eqn="sum @0 1 0"/>
+            <v:f eqn="sum 0 0 @1"/>
+            <v:f eqn="prod @2 1 2"/>
+            <v:f eqn="prod @3 21600 pixelWidth"/>
+            <v:f eqn="prod @3 21600 pixelHeight"/>
+            <v:f eqn="sum @0 0 1"/>
+            <v:f eqn="prod @6 1 2"/>
+            <v:f eqn="prod @7 21600 pixelWidth"/>
+            <v:f eqn="sum @8 21600 0"/>
+            <v:f eqn="prod @7 21600 pixelHeight"/>
+            <v:f eqn="sum @10 21600 0"/>
+          </v:formulas>
+          <v:path o:extrusionok="f" gradientshapeok="t" o:connecttype="rect"/>
+          <o:lock v:ext="edit" aspectratio="t"/>
+        </v:shapetype>
+        <v:shape id="WordPictureWatermark428120078" o:spid="_x0000_s2049" type="#_x0000_t75" style="position:absolute;margin-left:0;margin-top:0;width:451.4pt;height:246.2pt;z-index:-251656192;mso-position-horizontal:center;mso-position-horizontal-relative:margin;mso-position-vertical:center;mso-position-vertical-relative:margin" o:allowincell="f">
+          <v:imagedata r:id="rId1" o:title="logo prima" gain="19661f" blacklevel="22938f"/>
+        </v:shape>
+      </w:pict>
+    </w:r>
   </w:p>
 </w:hdr>
 </file>
@@ -9419,7 +9540,7 @@
 </file>
 
 <file path=customXml/itemProps1.xml><?xml version="1.0" encoding="utf-8"?>
-<ds:datastoreItem xmlns:ds="http://schemas.openxmlformats.org/officeDocument/2006/customXml" ds:itemID="{E52557EB-8302-4979-A478-0A082A37253E}">
+<ds:datastoreItem xmlns:ds="http://schemas.openxmlformats.org/officeDocument/2006/customXml" ds:itemID="{0639D862-542E-491E-B7EE-F7CA72D021BA}">
   <ds:schemaRefs>
     <ds:schemaRef ds:uri="http://schemas.openxmlformats.org/officeDocument/2006/bibliography"/>
   </ds:schemaRefs>
